--- a/data/poems/poems_french/Poezija na francuskom/La-vie-avant-nous-1.docx
+++ b/data/poems/poems_french/Poezija na francuskom/La-vie-avant-nous-1.docx
@@ -1,6 +1,6 @@
 
 <file path=word/document.xml><?xml version="1.0" encoding="utf-8"?>
-<w:document xmlns:wpc="http://schemas.microsoft.com/office/word/2010/wordprocessingCanvas" xmlns:cx="http://schemas.microsoft.com/office/drawing/2014/chartex" xmlns:cx1="http://schemas.microsoft.com/office/drawing/2015/9/8/chartex" xmlns:cx2="http://schemas.microsoft.com/office/drawing/2015/10/21/chartex" xmlns:cx3="http://schemas.microsoft.com/office/drawing/2016/5/9/chartex" xmlns:cx4="http://schemas.microsoft.com/office/drawing/2016/5/10/chartex" xmlns:cx5="http://schemas.microsoft.com/office/drawing/2016/5/11/chartex" xmlns:cx6="http://schemas.microsoft.com/office/drawing/2016/5/12/chartex" xmlns:cx7="http://schemas.microsoft.com/office/drawing/2016/5/13/chartex" xmlns:cx8="http://schemas.microsoft.com/office/drawing/2016/5/14/chartex" xmlns:mc="http://schemas.openxmlformats.org/markup-compatibility/2006" xmlns:aink="http://schemas.microsoft.com/office/drawing/2016/ink" xmlns:am3d="http://schemas.microsoft.com/office/drawing/2017/model3d" xmlns:o="urn:schemas-microsoft-com:office:office" xmlns:r="http://schemas.openxmlformats.org/officeDocument/2006/relationships" xmlns:m="http://schemas.openxmlformats.org/officeDocument/2006/math" xmlns:v="urn:schemas-microsoft-com:vml" xmlns:wp14="http://schemas.microsoft.com/office/word/2010/wordprocessingDrawing" xmlns:wp="http://schemas.openxmlformats.org/drawingml/2006/wordprocessingDrawing" xmlns:w10="urn:schemas-microsoft-com:office:word" xmlns:w="http://schemas.openxmlformats.org/wordprocessingml/2006/main" xmlns:w14="http://schemas.microsoft.com/office/word/2010/wordml" xmlns:w15="http://schemas.microsoft.com/office/word/2012/wordml" xmlns:w16cid="http://schemas.microsoft.com/office/word/2016/wordml/cid" xmlns:w16se="http://schemas.microsoft.com/office/word/2015/wordml/symex" xmlns:wpg="http://schemas.microsoft.com/office/word/2010/wordprocessingGroup" xmlns:wpi="http://schemas.microsoft.com/office/word/2010/wordprocessingInk" xmlns:wne="http://schemas.microsoft.com/office/word/2006/wordml" xmlns:wps="http://schemas.microsoft.com/office/word/2010/wordprocessingShape" mc:Ignorable="w14 w15 w16se w16cid wp14">
+<w:document xmlns:wpc="http://schemas.microsoft.com/office/word/2010/wordprocessingCanvas" xmlns:cx="http://schemas.microsoft.com/office/drawing/2014/chartex" xmlns:cx1="http://schemas.microsoft.com/office/drawing/2015/9/8/chartex" xmlns:cx2="http://schemas.microsoft.com/office/drawing/2015/10/21/chartex" xmlns:cx3="http://schemas.microsoft.com/office/drawing/2016/5/9/chartex" xmlns:cx4="http://schemas.microsoft.com/office/drawing/2016/5/10/chartex" xmlns:cx5="http://schemas.microsoft.com/office/drawing/2016/5/11/chartex" xmlns:cx6="http://schemas.microsoft.com/office/drawing/2016/5/12/chartex" xmlns:cx7="http://schemas.microsoft.com/office/drawing/2016/5/13/chartex" xmlns:cx8="http://schemas.microsoft.com/office/drawing/2016/5/14/chartex" xmlns:mc="http://schemas.openxmlformats.org/markup-compatibility/2006" xmlns:aink="http://schemas.microsoft.com/office/drawing/2016/ink" xmlns:am3d="http://schemas.microsoft.com/office/drawing/2017/model3d" xmlns:o="urn:schemas-microsoft-com:office:office" xmlns:oel="http://schemas.microsoft.com/office/2019/extlst" xmlns:r="http://schemas.openxmlformats.org/officeDocument/2006/relationships" xmlns:m="http://schemas.openxmlformats.org/officeDocument/2006/math" xmlns:v="urn:schemas-microsoft-com:vml" xmlns:wp14="http://schemas.microsoft.com/office/word/2010/wordprocessingDrawing" xmlns:wp="http://schemas.openxmlformats.org/drawingml/2006/wordprocessingDrawing" xmlns:w10="urn:schemas-microsoft-com:office:word" xmlns:w="http://schemas.openxmlformats.org/wordprocessingml/2006/main" xmlns:w14="http://schemas.microsoft.com/office/word/2010/wordml" xmlns:w15="http://schemas.microsoft.com/office/word/2012/wordml" xmlns:w16cex="http://schemas.microsoft.com/office/word/2018/wordml/cex" xmlns:w16cid="http://schemas.microsoft.com/office/word/2016/wordml/cid" xmlns:w16="http://schemas.microsoft.com/office/word/2018/wordml" xmlns:w16du="http://schemas.microsoft.com/office/word/2023/wordml/word16du" xmlns:w16sdtdh="http://schemas.microsoft.com/office/word/2020/wordml/sdtdatahash" xmlns:w16sdtfl="http://schemas.microsoft.com/office/word/2024/wordml/sdtformatlock" xmlns:w16se="http://schemas.microsoft.com/office/word/2015/wordml/symex" xmlns:wpg="http://schemas.microsoft.com/office/word/2010/wordprocessingGroup" xmlns:wpi="http://schemas.microsoft.com/office/word/2010/wordprocessingInk" xmlns:wne="http://schemas.microsoft.com/office/word/2006/wordml" xmlns:wps="http://schemas.microsoft.com/office/word/2010/wordprocessingShape" mc:Ignorable="w14 w15 w16se w16cid w16 w16cex w16sdtdh w16sdtfl w16du wp14">
   <w:body>
     <w:p>
       <w:pPr>
@@ -185,7 +185,6 @@
         </w:rPr>
         <w:t xml:space="preserve"> les </w:t>
       </w:r>
-      <w:proofErr w:type="spellStart"/>
       <w:r>
         <w:rPr>
           <w:sz w:val="24"/>
@@ -193,10 +192,9 @@
         </w:rPr>
         <w:t>Indexi</w:t>
       </w:r>
-      <w:proofErr w:type="spellEnd"/>
-      <w:r>
-        <w:rPr>
-          <w:rStyle w:val="Appelnotedebasdep"/>
+      <w:r>
+        <w:rPr>
+          <w:rStyle w:val="FootnoteReference"/>
           <w:sz w:val="24"/>
           <w:lang w:val="fr-FR"/>
         </w:rPr>
@@ -467,15 +465,7 @@
           <w:sz w:val="24"/>
           <w:lang w:val="fr-FR"/>
         </w:rPr>
-        <w:t>« </w:t>
-      </w:r>
-      <w:proofErr w:type="spellStart"/>
-      <w:r>
-        <w:rPr>
-          <w:sz w:val="24"/>
-          <w:lang w:val="fr-FR"/>
-        </w:rPr>
-        <w:t>ma</w:t>
+        <w:t>« ma</w:t>
       </w:r>
       <w:r>
         <w:rPr>
@@ -491,7 +481,6 @@
         </w:rPr>
         <w:t>hallah</w:t>
       </w:r>
-      <w:proofErr w:type="spellEnd"/>
       <w:r>
         <w:rPr>
           <w:sz w:val="24"/>
@@ -669,16 +658,7 @@
           <w:sz w:val="24"/>
           <w:lang w:val="fr-FR"/>
         </w:rPr>
-        <w:t xml:space="preserve">, mieux vaut </w:t>
-      </w:r>
-      <w:bookmarkStart w:id="0" w:name="_GoBack"/>
-      <w:bookmarkEnd w:id="0"/>
-      <w:r>
-        <w:rPr>
-          <w:sz w:val="24"/>
-          <w:lang w:val="fr-FR"/>
-        </w:rPr>
-        <w:t xml:space="preserve"> tard</w:t>
+        <w:t>, mieux vaut tard</w:t>
       </w:r>
     </w:p>
     <w:p>
@@ -827,7 +807,7 @@
 </file>
 
 <file path=word/endnotes.xml><?xml version="1.0" encoding="utf-8"?>
-<w:endnotes xmlns:wpc="http://schemas.microsoft.com/office/word/2010/wordprocessingCanvas" xmlns:cx="http://schemas.microsoft.com/office/drawing/2014/chartex" xmlns:cx1="http://schemas.microsoft.com/office/drawing/2015/9/8/chartex" xmlns:cx2="http://schemas.microsoft.com/office/drawing/2015/10/21/chartex" xmlns:cx3="http://schemas.microsoft.com/office/drawing/2016/5/9/chartex" xmlns:cx4="http://schemas.microsoft.com/office/drawing/2016/5/10/chartex" xmlns:cx5="http://schemas.microsoft.com/office/drawing/2016/5/11/chartex" xmlns:cx6="http://schemas.microsoft.com/office/drawing/2016/5/12/chartex" xmlns:cx7="http://schemas.microsoft.com/office/drawing/2016/5/13/chartex" xmlns:cx8="http://schemas.microsoft.com/office/drawing/2016/5/14/chartex" xmlns:mc="http://schemas.openxmlformats.org/markup-compatibility/2006" xmlns:aink="http://schemas.microsoft.com/office/drawing/2016/ink" xmlns:am3d="http://schemas.microsoft.com/office/drawing/2017/model3d" xmlns:o="urn:schemas-microsoft-com:office:office" xmlns:r="http://schemas.openxmlformats.org/officeDocument/2006/relationships" xmlns:m="http://schemas.openxmlformats.org/officeDocument/2006/math" xmlns:v="urn:schemas-microsoft-com:vml" xmlns:wp14="http://schemas.microsoft.com/office/word/2010/wordprocessingDrawing" xmlns:wp="http://schemas.openxmlformats.org/drawingml/2006/wordprocessingDrawing" xmlns:w10="urn:schemas-microsoft-com:office:word" xmlns:w="http://schemas.openxmlformats.org/wordprocessingml/2006/main" xmlns:w14="http://schemas.microsoft.com/office/word/2010/wordml" xmlns:w15="http://schemas.microsoft.com/office/word/2012/wordml" xmlns:w16cid="http://schemas.microsoft.com/office/word/2016/wordml/cid" xmlns:w16se="http://schemas.microsoft.com/office/word/2015/wordml/symex" xmlns:wpg="http://schemas.microsoft.com/office/word/2010/wordprocessingGroup" xmlns:wpi="http://schemas.microsoft.com/office/word/2010/wordprocessingInk" xmlns:wne="http://schemas.microsoft.com/office/word/2006/wordml" xmlns:wps="http://schemas.microsoft.com/office/word/2010/wordprocessingShape" mc:Ignorable="w14 w15 w16se w16cid wp14">
+<w:endnotes xmlns:wpc="http://schemas.microsoft.com/office/word/2010/wordprocessingCanvas" xmlns:cx="http://schemas.microsoft.com/office/drawing/2014/chartex" xmlns:cx1="http://schemas.microsoft.com/office/drawing/2015/9/8/chartex" xmlns:cx2="http://schemas.microsoft.com/office/drawing/2015/10/21/chartex" xmlns:cx3="http://schemas.microsoft.com/office/drawing/2016/5/9/chartex" xmlns:cx4="http://schemas.microsoft.com/office/drawing/2016/5/10/chartex" xmlns:cx5="http://schemas.microsoft.com/office/drawing/2016/5/11/chartex" xmlns:cx6="http://schemas.microsoft.com/office/drawing/2016/5/12/chartex" xmlns:cx7="http://schemas.microsoft.com/office/drawing/2016/5/13/chartex" xmlns:cx8="http://schemas.microsoft.com/office/drawing/2016/5/14/chartex" xmlns:mc="http://schemas.openxmlformats.org/markup-compatibility/2006" xmlns:aink="http://schemas.microsoft.com/office/drawing/2016/ink" xmlns:am3d="http://schemas.microsoft.com/office/drawing/2017/model3d" xmlns:o="urn:schemas-microsoft-com:office:office" xmlns:oel="http://schemas.microsoft.com/office/2019/extlst" xmlns:r="http://schemas.openxmlformats.org/officeDocument/2006/relationships" xmlns:m="http://schemas.openxmlformats.org/officeDocument/2006/math" xmlns:v="urn:schemas-microsoft-com:vml" xmlns:wp14="http://schemas.microsoft.com/office/word/2010/wordprocessingDrawing" xmlns:wp="http://schemas.openxmlformats.org/drawingml/2006/wordprocessingDrawing" xmlns:w10="urn:schemas-microsoft-com:office:word" xmlns:w="http://schemas.openxmlformats.org/wordprocessingml/2006/main" xmlns:w14="http://schemas.microsoft.com/office/word/2010/wordml" xmlns:w15="http://schemas.microsoft.com/office/word/2012/wordml" xmlns:w16cex="http://schemas.microsoft.com/office/word/2018/wordml/cex" xmlns:w16cid="http://schemas.microsoft.com/office/word/2016/wordml/cid" xmlns:w16="http://schemas.microsoft.com/office/word/2018/wordml" xmlns:w16du="http://schemas.microsoft.com/office/word/2023/wordml/word16du" xmlns:w16sdtdh="http://schemas.microsoft.com/office/word/2020/wordml/sdtdatahash" xmlns:w16sdtfl="http://schemas.microsoft.com/office/word/2024/wordml/sdtformatlock" xmlns:w16se="http://schemas.microsoft.com/office/word/2015/wordml/symex" xmlns:wpg="http://schemas.microsoft.com/office/word/2010/wordprocessingGroup" xmlns:wpi="http://schemas.microsoft.com/office/word/2010/wordprocessingInk" xmlns:wne="http://schemas.microsoft.com/office/word/2006/wordml" xmlns:wps="http://schemas.microsoft.com/office/word/2010/wordprocessingShape" mc:Ignorable="w14 w15 w16se w16cid w16 w16cex w16sdtdh w16sdtfl w16du wp14">
   <w:endnote w:type="separator" w:id="-1">
     <w:p>
       <w:pPr>
@@ -852,17 +832,17 @@
 </file>
 
 <file path=word/footer1.xml><?xml version="1.0" encoding="utf-8"?>
-<w:ftr xmlns:wpc="http://schemas.microsoft.com/office/word/2010/wordprocessingCanvas" xmlns:cx="http://schemas.microsoft.com/office/drawing/2014/chartex" xmlns:cx1="http://schemas.microsoft.com/office/drawing/2015/9/8/chartex" xmlns:cx2="http://schemas.microsoft.com/office/drawing/2015/10/21/chartex" xmlns:cx3="http://schemas.microsoft.com/office/drawing/2016/5/9/chartex" xmlns:cx4="http://schemas.microsoft.com/office/drawing/2016/5/10/chartex" xmlns:cx5="http://schemas.microsoft.com/office/drawing/2016/5/11/chartex" xmlns:cx6="http://schemas.microsoft.com/office/drawing/2016/5/12/chartex" xmlns:cx7="http://schemas.microsoft.com/office/drawing/2016/5/13/chartex" xmlns:cx8="http://schemas.microsoft.com/office/drawing/2016/5/14/chartex" xmlns:mc="http://schemas.openxmlformats.org/markup-compatibility/2006" xmlns:aink="http://schemas.microsoft.com/office/drawing/2016/ink" xmlns:am3d="http://schemas.microsoft.com/office/drawing/2017/model3d" xmlns:o="urn:schemas-microsoft-com:office:office" xmlns:r="http://schemas.openxmlformats.org/officeDocument/2006/relationships" xmlns:m="http://schemas.openxmlformats.org/officeDocument/2006/math" xmlns:v="urn:schemas-microsoft-com:vml" xmlns:wp14="http://schemas.microsoft.com/office/word/2010/wordprocessingDrawing" xmlns:wp="http://schemas.openxmlformats.org/drawingml/2006/wordprocessingDrawing" xmlns:w10="urn:schemas-microsoft-com:office:word" xmlns:w="http://schemas.openxmlformats.org/wordprocessingml/2006/main" xmlns:w14="http://schemas.microsoft.com/office/word/2010/wordml" xmlns:w15="http://schemas.microsoft.com/office/word/2012/wordml" xmlns:w16cid="http://schemas.microsoft.com/office/word/2016/wordml/cid" xmlns:w16se="http://schemas.microsoft.com/office/word/2015/wordml/symex" xmlns:wpg="http://schemas.microsoft.com/office/word/2010/wordprocessingGroup" xmlns:wpi="http://schemas.microsoft.com/office/word/2010/wordprocessingInk" xmlns:wne="http://schemas.microsoft.com/office/word/2006/wordml" xmlns:wps="http://schemas.microsoft.com/office/word/2010/wordprocessingShape" mc:Ignorable="w14 w15 w16se w16cid wp14">
+<w:ftr xmlns:wpc="http://schemas.microsoft.com/office/word/2010/wordprocessingCanvas" xmlns:cx="http://schemas.microsoft.com/office/drawing/2014/chartex" xmlns:cx1="http://schemas.microsoft.com/office/drawing/2015/9/8/chartex" xmlns:cx2="http://schemas.microsoft.com/office/drawing/2015/10/21/chartex" xmlns:cx3="http://schemas.microsoft.com/office/drawing/2016/5/9/chartex" xmlns:cx4="http://schemas.microsoft.com/office/drawing/2016/5/10/chartex" xmlns:cx5="http://schemas.microsoft.com/office/drawing/2016/5/11/chartex" xmlns:cx6="http://schemas.microsoft.com/office/drawing/2016/5/12/chartex" xmlns:cx7="http://schemas.microsoft.com/office/drawing/2016/5/13/chartex" xmlns:cx8="http://schemas.microsoft.com/office/drawing/2016/5/14/chartex" xmlns:mc="http://schemas.openxmlformats.org/markup-compatibility/2006" xmlns:aink="http://schemas.microsoft.com/office/drawing/2016/ink" xmlns:am3d="http://schemas.microsoft.com/office/drawing/2017/model3d" xmlns:o="urn:schemas-microsoft-com:office:office" xmlns:oel="http://schemas.microsoft.com/office/2019/extlst" xmlns:r="http://schemas.openxmlformats.org/officeDocument/2006/relationships" xmlns:m="http://schemas.openxmlformats.org/officeDocument/2006/math" xmlns:v="urn:schemas-microsoft-com:vml" xmlns:wp14="http://schemas.microsoft.com/office/word/2010/wordprocessingDrawing" xmlns:wp="http://schemas.openxmlformats.org/drawingml/2006/wordprocessingDrawing" xmlns:w10="urn:schemas-microsoft-com:office:word" xmlns:w="http://schemas.openxmlformats.org/wordprocessingml/2006/main" xmlns:w14="http://schemas.microsoft.com/office/word/2010/wordml" xmlns:w15="http://schemas.microsoft.com/office/word/2012/wordml" xmlns:w16cex="http://schemas.microsoft.com/office/word/2018/wordml/cex" xmlns:w16cid="http://schemas.microsoft.com/office/word/2016/wordml/cid" xmlns:w16="http://schemas.microsoft.com/office/word/2018/wordml" xmlns:w16du="http://schemas.microsoft.com/office/word/2023/wordml/word16du" xmlns:w16sdtdh="http://schemas.microsoft.com/office/word/2020/wordml/sdtdatahash" xmlns:w16sdtfl="http://schemas.microsoft.com/office/word/2024/wordml/sdtformatlock" xmlns:w16se="http://schemas.microsoft.com/office/word/2015/wordml/symex" xmlns:wpg="http://schemas.microsoft.com/office/word/2010/wordprocessingGroup" xmlns:wpi="http://schemas.microsoft.com/office/word/2010/wordprocessingInk" xmlns:wne="http://schemas.microsoft.com/office/word/2006/wordml" xmlns:wps="http://schemas.microsoft.com/office/word/2010/wordprocessingShape" mc:Ignorable="w14 w15 w16se w16cid w16 w16cex w16sdtdh w16sdtfl w16du wp14">
   <w:p>
     <w:pPr>
-      <w:pStyle w:val="Pieddepage"/>
+      <w:pStyle w:val="Footer"/>
     </w:pPr>
   </w:p>
 </w:ftr>
 </file>
 
 <file path=word/footnotes.xml><?xml version="1.0" encoding="utf-8"?>
-<w:footnotes xmlns:wpc="http://schemas.microsoft.com/office/word/2010/wordprocessingCanvas" xmlns:cx="http://schemas.microsoft.com/office/drawing/2014/chartex" xmlns:cx1="http://schemas.microsoft.com/office/drawing/2015/9/8/chartex" xmlns:cx2="http://schemas.microsoft.com/office/drawing/2015/10/21/chartex" xmlns:cx3="http://schemas.microsoft.com/office/drawing/2016/5/9/chartex" xmlns:cx4="http://schemas.microsoft.com/office/drawing/2016/5/10/chartex" xmlns:cx5="http://schemas.microsoft.com/office/drawing/2016/5/11/chartex" xmlns:cx6="http://schemas.microsoft.com/office/drawing/2016/5/12/chartex" xmlns:cx7="http://schemas.microsoft.com/office/drawing/2016/5/13/chartex" xmlns:cx8="http://schemas.microsoft.com/office/drawing/2016/5/14/chartex" xmlns:mc="http://schemas.openxmlformats.org/markup-compatibility/2006" xmlns:aink="http://schemas.microsoft.com/office/drawing/2016/ink" xmlns:am3d="http://schemas.microsoft.com/office/drawing/2017/model3d" xmlns:o="urn:schemas-microsoft-com:office:office" xmlns:r="http://schemas.openxmlformats.org/officeDocument/2006/relationships" xmlns:m="http://schemas.openxmlformats.org/officeDocument/2006/math" xmlns:v="urn:schemas-microsoft-com:vml" xmlns:wp14="http://schemas.microsoft.com/office/word/2010/wordprocessingDrawing" xmlns:wp="http://schemas.openxmlformats.org/drawingml/2006/wordprocessingDrawing" xmlns:w10="urn:schemas-microsoft-com:office:word" xmlns:w="http://schemas.openxmlformats.org/wordprocessingml/2006/main" xmlns:w14="http://schemas.microsoft.com/office/word/2010/wordml" xmlns:w15="http://schemas.microsoft.com/office/word/2012/wordml" xmlns:w16cid="http://schemas.microsoft.com/office/word/2016/wordml/cid" xmlns:w16se="http://schemas.microsoft.com/office/word/2015/wordml/symex" xmlns:wpg="http://schemas.microsoft.com/office/word/2010/wordprocessingGroup" xmlns:wpi="http://schemas.microsoft.com/office/word/2010/wordprocessingInk" xmlns:wne="http://schemas.microsoft.com/office/word/2006/wordml" xmlns:wps="http://schemas.microsoft.com/office/word/2010/wordprocessingShape" mc:Ignorable="w14 w15 w16se w16cid wp14">
+<w:footnotes xmlns:wpc="http://schemas.microsoft.com/office/word/2010/wordprocessingCanvas" xmlns:cx="http://schemas.microsoft.com/office/drawing/2014/chartex" xmlns:cx1="http://schemas.microsoft.com/office/drawing/2015/9/8/chartex" xmlns:cx2="http://schemas.microsoft.com/office/drawing/2015/10/21/chartex" xmlns:cx3="http://schemas.microsoft.com/office/drawing/2016/5/9/chartex" xmlns:cx4="http://schemas.microsoft.com/office/drawing/2016/5/10/chartex" xmlns:cx5="http://schemas.microsoft.com/office/drawing/2016/5/11/chartex" xmlns:cx6="http://schemas.microsoft.com/office/drawing/2016/5/12/chartex" xmlns:cx7="http://schemas.microsoft.com/office/drawing/2016/5/13/chartex" xmlns:cx8="http://schemas.microsoft.com/office/drawing/2016/5/14/chartex" xmlns:mc="http://schemas.openxmlformats.org/markup-compatibility/2006" xmlns:aink="http://schemas.microsoft.com/office/drawing/2016/ink" xmlns:am3d="http://schemas.microsoft.com/office/drawing/2017/model3d" xmlns:o="urn:schemas-microsoft-com:office:office" xmlns:oel="http://schemas.microsoft.com/office/2019/extlst" xmlns:r="http://schemas.openxmlformats.org/officeDocument/2006/relationships" xmlns:m="http://schemas.openxmlformats.org/officeDocument/2006/math" xmlns:v="urn:schemas-microsoft-com:vml" xmlns:wp14="http://schemas.microsoft.com/office/word/2010/wordprocessingDrawing" xmlns:wp="http://schemas.openxmlformats.org/drawingml/2006/wordprocessingDrawing" xmlns:w10="urn:schemas-microsoft-com:office:word" xmlns:w="http://schemas.openxmlformats.org/wordprocessingml/2006/main" xmlns:w14="http://schemas.microsoft.com/office/word/2010/wordml" xmlns:w15="http://schemas.microsoft.com/office/word/2012/wordml" xmlns:w16cex="http://schemas.microsoft.com/office/word/2018/wordml/cex" xmlns:w16cid="http://schemas.microsoft.com/office/word/2016/wordml/cid" xmlns:w16="http://schemas.microsoft.com/office/word/2018/wordml" xmlns:w16du="http://schemas.microsoft.com/office/word/2023/wordml/word16du" xmlns:w16sdtdh="http://schemas.microsoft.com/office/word/2020/wordml/sdtdatahash" xmlns:w16sdtfl="http://schemas.microsoft.com/office/word/2024/wordml/sdtformatlock" xmlns:w16se="http://schemas.microsoft.com/office/word/2015/wordml/symex" xmlns:wpg="http://schemas.microsoft.com/office/word/2010/wordprocessingGroup" xmlns:wpi="http://schemas.microsoft.com/office/word/2010/wordprocessingInk" xmlns:wne="http://schemas.microsoft.com/office/word/2006/wordml" xmlns:wps="http://schemas.microsoft.com/office/word/2010/wordprocessingShape" mc:Ignorable="w14 w15 w16se w16cid w16 w16cex w16sdtdh w16sdtfl w16du wp14">
   <w:footnote w:type="separator" w:id="-1">
     <w:p>
       <w:pPr>
@@ -886,11 +866,11 @@
   <w:footnote w:id="1">
     <w:p>
       <w:pPr>
-        <w:pStyle w:val="Notedebasdepage"/>
-      </w:pPr>
-      <w:r>
-        <w:rPr>
-          <w:rStyle w:val="Appelnotedebasdep"/>
+        <w:pStyle w:val="FootnoteText"/>
+      </w:pPr>
+      <w:r>
+        <w:rPr>
+          <w:rStyle w:val="FootnoteReference"/>
         </w:rPr>
         <w:footnoteRef/>
       </w:r>
@@ -903,7 +883,7 @@
 </file>
 
 <file path=word/styles.xml><?xml version="1.0" encoding="utf-8"?>
-<w:styles xmlns:mc="http://schemas.openxmlformats.org/markup-compatibility/2006" xmlns:r="http://schemas.openxmlformats.org/officeDocument/2006/relationships" xmlns:w="http://schemas.openxmlformats.org/wordprocessingml/2006/main" xmlns:w14="http://schemas.microsoft.com/office/word/2010/wordml" xmlns:w15="http://schemas.microsoft.com/office/word/2012/wordml" xmlns:w16cid="http://schemas.microsoft.com/office/word/2016/wordml/cid" xmlns:w16se="http://schemas.microsoft.com/office/word/2015/wordml/symex" mc:Ignorable="w14 w15 w16se w16cid">
+<w:styles xmlns:mc="http://schemas.openxmlformats.org/markup-compatibility/2006" xmlns:r="http://schemas.openxmlformats.org/officeDocument/2006/relationships" xmlns:w="http://schemas.openxmlformats.org/wordprocessingml/2006/main" xmlns:w14="http://schemas.microsoft.com/office/word/2010/wordml" xmlns:w15="http://schemas.microsoft.com/office/word/2012/wordml" xmlns:w16cex="http://schemas.microsoft.com/office/word/2018/wordml/cex" xmlns:w16cid="http://schemas.microsoft.com/office/word/2016/wordml/cid" xmlns:w16="http://schemas.microsoft.com/office/word/2018/wordml" xmlns:w16du="http://schemas.microsoft.com/office/word/2023/wordml/word16du" xmlns:w16sdtdh="http://schemas.microsoft.com/office/word/2020/wordml/sdtdatahash" xmlns:w16sdtfl="http://schemas.microsoft.com/office/word/2024/wordml/sdtformatlock" xmlns:w16se="http://schemas.microsoft.com/office/word/2015/wordml/symex" mc:Ignorable="w14 w15 w16se w16cid w16 w16cex w16sdtdh w16sdtfl w16du">
   <w:docDefaults>
     <w:rPrDefault>
       <w:rPr>
@@ -1074,7 +1054,7 @@
     <w:lsdException w:name="Table Web 2" w:semiHidden="1" w:unhideWhenUsed="1"/>
     <w:lsdException w:name="Table Web 3" w:semiHidden="1" w:unhideWhenUsed="1"/>
     <w:lsdException w:name="Balloon Text" w:semiHidden="1" w:unhideWhenUsed="1"/>
-    <w:lsdException w:name="Table Grid" w:semiHidden="1" w:uiPriority="59" w:unhideWhenUsed="1"/>
+    <w:lsdException w:name="Table Grid" w:uiPriority="59"/>
     <w:lsdException w:name="Table Theme" w:semiHidden="1" w:unhideWhenUsed="1"/>
     <w:lsdException w:name="Placeholder Text" w:semiHidden="1"/>
     <w:lsdException w:name="No Spacing" w:uiPriority="1" w:qFormat="1"/>
@@ -1304,13 +1284,13 @@
       <w:lang w:val="sr-Latn-BA"/>
     </w:rPr>
   </w:style>
-  <w:style w:type="character" w:default="1" w:styleId="Policepardfaut">
+  <w:style w:type="character" w:default="1" w:styleId="DefaultParagraphFont">
     <w:name w:val="Default Paragraph Font"/>
     <w:uiPriority w:val="1"/>
     <w:semiHidden/>
     <w:unhideWhenUsed/>
   </w:style>
-  <w:style w:type="table" w:default="1" w:styleId="TableauNormal">
+  <w:style w:type="table" w:default="1" w:styleId="TableNormal">
     <w:name w:val="Normal Table"/>
     <w:uiPriority w:val="99"/>
     <w:semiHidden/>
@@ -1325,16 +1305,16 @@
       </w:tblCellMar>
     </w:tblPr>
   </w:style>
-  <w:style w:type="numbering" w:default="1" w:styleId="Aucuneliste">
+  <w:style w:type="numbering" w:default="1" w:styleId="NoList">
     <w:name w:val="No List"/>
     <w:uiPriority w:val="99"/>
     <w:semiHidden/>
     <w:unhideWhenUsed/>
   </w:style>
-  <w:style w:type="paragraph" w:styleId="En-tte">
+  <w:style w:type="paragraph" w:styleId="Header">
     <w:name w:val="header"/>
     <w:basedOn w:val="Normal"/>
-    <w:link w:val="En-tteCar"/>
+    <w:link w:val="HeaderChar"/>
     <w:uiPriority w:val="99"/>
     <w:unhideWhenUsed/>
     <w:rsid w:val="009D623C"/>
@@ -1346,20 +1326,20 @@
       <w:spacing w:after="0" w:line="240" w:lineRule="auto"/>
     </w:pPr>
   </w:style>
-  <w:style w:type="character" w:customStyle="1" w:styleId="En-tteCar">
-    <w:name w:val="En-tête Car"/>
-    <w:basedOn w:val="Policepardfaut"/>
-    <w:link w:val="En-tte"/>
+  <w:style w:type="character" w:customStyle="1" w:styleId="HeaderChar">
+    <w:name w:val="Header Char"/>
+    <w:basedOn w:val="DefaultParagraphFont"/>
+    <w:link w:val="Header"/>
     <w:uiPriority w:val="99"/>
     <w:rsid w:val="009D623C"/>
     <w:rPr>
       <w:lang w:val="sr-Latn-BA"/>
     </w:rPr>
   </w:style>
-  <w:style w:type="paragraph" w:styleId="Pieddepage">
+  <w:style w:type="paragraph" w:styleId="Footer">
     <w:name w:val="footer"/>
     <w:basedOn w:val="Normal"/>
-    <w:link w:val="PieddepageCar"/>
+    <w:link w:val="FooterChar"/>
     <w:uiPriority w:val="99"/>
     <w:unhideWhenUsed/>
     <w:rsid w:val="009D623C"/>
@@ -1371,20 +1351,20 @@
       <w:spacing w:after="0" w:line="240" w:lineRule="auto"/>
     </w:pPr>
   </w:style>
-  <w:style w:type="character" w:customStyle="1" w:styleId="PieddepageCar">
-    <w:name w:val="Pied de page Car"/>
-    <w:basedOn w:val="Policepardfaut"/>
-    <w:link w:val="Pieddepage"/>
+  <w:style w:type="character" w:customStyle="1" w:styleId="FooterChar">
+    <w:name w:val="Footer Char"/>
+    <w:basedOn w:val="DefaultParagraphFont"/>
+    <w:link w:val="Footer"/>
     <w:uiPriority w:val="99"/>
     <w:rsid w:val="009D623C"/>
     <w:rPr>
       <w:lang w:val="sr-Latn-BA"/>
     </w:rPr>
   </w:style>
-  <w:style w:type="paragraph" w:styleId="Textedebulles">
+  <w:style w:type="paragraph" w:styleId="BalloonText">
     <w:name w:val="Balloon Text"/>
     <w:basedOn w:val="Normal"/>
-    <w:link w:val="TextedebullesCar"/>
+    <w:link w:val="BalloonTextChar"/>
     <w:uiPriority w:val="99"/>
     <w:semiHidden/>
     <w:unhideWhenUsed/>
@@ -1398,10 +1378,10 @@
       <w:szCs w:val="16"/>
     </w:rPr>
   </w:style>
-  <w:style w:type="character" w:customStyle="1" w:styleId="TextedebullesCar">
-    <w:name w:val="Texte de bulles Car"/>
-    <w:basedOn w:val="Policepardfaut"/>
-    <w:link w:val="Textedebulles"/>
+  <w:style w:type="character" w:customStyle="1" w:styleId="BalloonTextChar">
+    <w:name w:val="Balloon Text Char"/>
+    <w:basedOn w:val="DefaultParagraphFont"/>
+    <w:link w:val="BalloonText"/>
     <w:uiPriority w:val="99"/>
     <w:semiHidden/>
     <w:rsid w:val="009D623C"/>
@@ -1412,10 +1392,10 @@
       <w:lang w:val="sr-Latn-BA"/>
     </w:rPr>
   </w:style>
-  <w:style w:type="paragraph" w:styleId="Notedebasdepage">
+  <w:style w:type="paragraph" w:styleId="FootnoteText">
     <w:name w:val="footnote text"/>
     <w:basedOn w:val="Normal"/>
-    <w:link w:val="NotedebasdepageCar"/>
+    <w:link w:val="FootnoteTextChar"/>
     <w:uiPriority w:val="99"/>
     <w:semiHidden/>
     <w:unhideWhenUsed/>
@@ -1428,10 +1408,10 @@
       <w:szCs w:val="20"/>
     </w:rPr>
   </w:style>
-  <w:style w:type="character" w:customStyle="1" w:styleId="NotedebasdepageCar">
-    <w:name w:val="Note de bas de page Car"/>
-    <w:basedOn w:val="Policepardfaut"/>
-    <w:link w:val="Notedebasdepage"/>
+  <w:style w:type="character" w:customStyle="1" w:styleId="FootnoteTextChar">
+    <w:name w:val="Footnote Text Char"/>
+    <w:basedOn w:val="DefaultParagraphFont"/>
+    <w:link w:val="FootnoteText"/>
     <w:uiPriority w:val="99"/>
     <w:semiHidden/>
     <w:rsid w:val="009D623C"/>
@@ -1441,9 +1421,9 @@
       <w:lang w:val="sr-Latn-BA"/>
     </w:rPr>
   </w:style>
-  <w:style w:type="character" w:styleId="Appelnotedebasdep">
+  <w:style w:type="character" w:styleId="FootnoteReference">
     <w:name w:val="footnote reference"/>
-    <w:basedOn w:val="Policepardfaut"/>
+    <w:basedOn w:val="DefaultParagraphFont"/>
     <w:uiPriority w:val="99"/>
     <w:semiHidden/>
     <w:unhideWhenUsed/>
@@ -1452,7 +1432,7 @@
       <w:vertAlign w:val="superscript"/>
     </w:rPr>
   </w:style>
-  <w:style w:type="paragraph" w:styleId="Paragraphedeliste">
+  <w:style w:type="paragraph" w:styleId="ListParagraph">
     <w:name w:val="List Paragraph"/>
     <w:basedOn w:val="Normal"/>
     <w:uiPriority w:val="34"/>
@@ -1761,4 +1741,10 @@
     <ds:schemaRef ds:uri="http://schemas.openxmlformats.org/officeDocument/2006/bibliography"/>
   </ds:schemaRefs>
 </ds:datastoreItem>
+</file>
+
+<file path=docMetadata/LabelInfo.xml><?xml version="1.0" encoding="utf-8"?>
+<clbl:labelList xmlns:clbl="http://schemas.microsoft.com/office/2020/mipLabelMetadata">
+  <clbl:label id="{cf8c7287-838c-46dd-b281-b1140229e67a}" enabled="1" method="Privileged" siteId="{75e027c9-20d5-47d5-b82f-77d7cd041e8f}" contentBits="0" removed="0"/>
+</clbl:labelList>
 </file>